--- a/06-学生侧材料/讲义/2026-06-23-滴定分析.docx
+++ b/06-学生侧材料/讲义/2026-06-23-滴定分析.docx
@@ -2,7 +2,7 @@
 <file path=word/document.xml><?xml version="1.0" encoding="utf-8"?>
 <w:document xmlns:w="http://schemas.openxmlformats.org/wordprocessingml/2006/main" xmlns:m="http://schemas.openxmlformats.org/officeDocument/2006/math" xmlns:r="http://schemas.openxmlformats.org/officeDocument/2006/relationships" xmlns:o="urn:schemas-microsoft-com:office:office" xmlns:v="urn:schemas-microsoft-com:vml" xmlns:w10="urn:schemas-microsoft-com:office:word" xmlns:a="http://schemas.openxmlformats.org/drawingml/2006/main" xmlns:pic="http://schemas.openxmlformats.org/drawingml/2006/picture" xmlns:wp="http://schemas.openxmlformats.org/drawingml/2006/wordprocessingDrawing">
   <w:body>
-    <w:bookmarkStart w:id="43" w:name="第十讲滴定分析"/>
+    <w:bookmarkStart w:id="46" w:name="第十讲滴定分析"/>
     <w:p>
       <w:pPr>
         <w:pStyle w:val="Heading1"/>
@@ -321,7 +321,7 @@
           <w:p>
             <w:pPr>
               <w:pStyle w:val="Compact"/>
-              <w:jc w:val="left"/>
+              <w:jc w:val="center"/>
             </w:pPr>
             <w:r>
               <w:rPr>
@@ -353,7 +353,7 @@
           <w:p>
             <w:pPr>
               <w:pStyle w:val="Compact"/>
-              <w:jc w:val="left"/>
+              <w:jc w:val="center"/>
             </w:pPr>
             <w:r>
               <w:rPr>
@@ -369,7 +369,7 @@
           <w:p>
             <w:pPr>
               <w:pStyle w:val="Compact"/>
-              <w:jc w:val="left"/>
+              <w:jc w:val="center"/>
             </w:pPr>
             <w:r>
               <w:rPr>
@@ -387,7 +387,7 @@
           <w:p>
             <w:pPr>
               <w:pStyle w:val="Compact"/>
-              <w:jc w:val="left"/>
+              <w:jc w:val="center"/>
             </w:pPr>
             <w:r>
               <w:rPr>
@@ -419,7 +419,7 @@
           <w:p>
             <w:pPr>
               <w:pStyle w:val="Compact"/>
-              <w:jc w:val="left"/>
+              <w:jc w:val="center"/>
             </w:pPr>
             <w:r>
               <w:rPr>
@@ -434,7 +434,7 @@
           <w:p>
             <w:pPr>
               <w:pStyle w:val="Compact"/>
-              <w:jc w:val="left"/>
+              <w:jc w:val="center"/>
             </w:pPr>
             <w:r>
               <w:rPr>
@@ -451,7 +451,7 @@
           <w:p>
             <w:pPr>
               <w:pStyle w:val="Compact"/>
-              <w:jc w:val="left"/>
+              <w:jc w:val="center"/>
             </w:pPr>
             <w:r>
               <w:rPr>
@@ -483,7 +483,7 @@
           <w:p>
             <w:pPr>
               <w:pStyle w:val="Compact"/>
-              <w:jc w:val="left"/>
+              <w:jc w:val="center"/>
             </w:pPr>
             <w:r>
               <w:rPr>
@@ -498,7 +498,7 @@
           <w:p>
             <w:pPr>
               <w:pStyle w:val="Compact"/>
-              <w:jc w:val="left"/>
+              <w:jc w:val="center"/>
             </w:pPr>
             <w:r>
               <w:rPr>
@@ -515,7 +515,7 @@
           <w:p>
             <w:pPr>
               <w:pStyle w:val="Compact"/>
-              <w:jc w:val="left"/>
+              <w:jc w:val="center"/>
             </w:pPr>
             <w:r>
               <w:rPr>
@@ -547,7 +547,7 @@
           <w:p>
             <w:pPr>
               <w:pStyle w:val="Compact"/>
-              <w:jc w:val="left"/>
+              <w:jc w:val="center"/>
             </w:pPr>
             <w:r>
               <w:rPr>
@@ -580,7 +580,7 @@
           <w:p>
             <w:pPr>
               <w:pStyle w:val="Compact"/>
-              <w:jc w:val="left"/>
+              <w:jc w:val="center"/>
             </w:pPr>
             <m:oMath>
               <m:sSub>
@@ -659,7 +659,7 @@
           <w:p>
             <w:pPr>
               <w:pStyle w:val="Compact"/>
-              <w:jc w:val="left"/>
+              <w:jc w:val="center"/>
             </w:pPr>
             <w:r>
               <w:rPr>
@@ -691,7 +691,7 @@
           <w:p>
             <w:pPr>
               <w:pStyle w:val="Compact"/>
-              <w:jc w:val="left"/>
+              <w:jc w:val="center"/>
             </w:pPr>
             <w:r>
               <w:rPr>
@@ -706,7 +706,7 @@
           <w:p>
             <w:pPr>
               <w:pStyle w:val="Compact"/>
-              <w:jc w:val="left"/>
+              <w:jc w:val="center"/>
             </w:pPr>
             <w:r>
               <w:rPr>
@@ -778,7 +778,7 @@
           <w:p>
             <w:pPr>
               <w:pStyle w:val="Compact"/>
-              <w:jc w:val="left"/>
+              <w:jc w:val="center"/>
             </w:pPr>
             <w:r>
               <w:rPr>
@@ -810,7 +810,7 @@
           <w:p>
             <w:pPr>
               <w:pStyle w:val="Compact"/>
-              <w:jc w:val="left"/>
+              <w:jc w:val="center"/>
             </w:pPr>
             <w:r>
               <w:rPr>
@@ -825,7 +825,7 @@
           <w:p>
             <w:pPr>
               <w:pStyle w:val="Compact"/>
-              <w:jc w:val="left"/>
+              <w:jc w:val="center"/>
             </w:pPr>
             <w:r>
               <w:rPr>
@@ -841,12 +841,6 @@
       <w:pPr>
         <w:pStyle w:val="BlockText"/>
       </w:pPr>
-      <w:r>
-        <w:t xml:space="preserve">⚠️</w:t>
-      </w:r>
-      <w:r>
-        <w:t xml:space="preserve"> </w:t>
-      </w:r>
       <w:r>
         <w:rPr>
           <w:rFonts w:hint="eastAsia" w:eastAsia="SimSun" w:ascii="Times New Roman" w:hAnsi="Times New Roman"/>
@@ -945,7 +939,7 @@
           <w:p>
             <w:pPr>
               <w:pStyle w:val="Compact"/>
-              <w:jc w:val="left"/>
+              <w:jc w:val="center"/>
             </w:pPr>
             <w:r>
               <w:rPr>
@@ -961,7 +955,7 @@
           <w:p>
             <w:pPr>
               <w:pStyle w:val="Compact"/>
-              <w:jc w:val="left"/>
+              <w:jc w:val="center"/>
             </w:pPr>
             <w:r>
               <w:rPr>
@@ -977,7 +971,7 @@
           <w:p>
             <w:pPr>
               <w:pStyle w:val="Compact"/>
-              <w:jc w:val="left"/>
+              <w:jc w:val="center"/>
             </w:pPr>
             <w:r>
               <w:rPr>
@@ -1012,7 +1006,7 @@
           <w:p>
             <w:pPr>
               <w:pStyle w:val="Compact"/>
-              <w:jc w:val="left"/>
+              <w:jc w:val="center"/>
             </w:pPr>
             <w:r>
               <w:rPr>
@@ -1027,7 +1021,7 @@
           <w:p>
             <w:pPr>
               <w:pStyle w:val="Compact"/>
-              <w:jc w:val="left"/>
+              <w:jc w:val="center"/>
             </w:pPr>
             <m:oMath>
               <m:sSup>
@@ -1116,7 +1110,7 @@
           <w:p>
             <w:pPr>
               <w:pStyle w:val="Compact"/>
-              <w:jc w:val="left"/>
+              <w:jc w:val="center"/>
             </w:pPr>
             <w:r>
               <w:rPr>
@@ -1150,7 +1144,7 @@
           <w:p>
             <w:pPr>
               <w:pStyle w:val="Compact"/>
-              <w:jc w:val="left"/>
+              <w:jc w:val="center"/>
             </w:pPr>
             <w:r>
               <w:rPr>
@@ -1165,7 +1159,7 @@
           <w:p>
             <w:pPr>
               <w:pStyle w:val="Compact"/>
-              <w:jc w:val="left"/>
+              <w:jc w:val="center"/>
             </w:pPr>
             <m:oMath>
               <m:r>
@@ -1424,7 +1418,7 @@
           <w:p>
             <w:pPr>
               <w:pStyle w:val="Compact"/>
-              <w:jc w:val="left"/>
+              <w:jc w:val="center"/>
             </w:pPr>
             <w:r>
               <w:rPr>
@@ -1458,7 +1452,7 @@
           <w:p>
             <w:pPr>
               <w:pStyle w:val="Compact"/>
-              <w:jc w:val="left"/>
+              <w:jc w:val="center"/>
             </w:pPr>
             <w:r>
               <w:rPr>
@@ -1473,7 +1467,7 @@
           <w:p>
             <w:pPr>
               <w:pStyle w:val="Compact"/>
-              <w:jc w:val="left"/>
+              <w:jc w:val="center"/>
             </w:pPr>
             <m:oMath>
               <m:sSup>
@@ -1604,7 +1598,7 @@
           <w:p>
             <w:pPr>
               <w:pStyle w:val="Compact"/>
-              <w:jc w:val="left"/>
+              <w:jc w:val="center"/>
             </w:pPr>
             <w:r>
               <w:rPr>
@@ -1638,7 +1632,7 @@
           <w:p>
             <w:pPr>
               <w:pStyle w:val="Compact"/>
-              <w:jc w:val="left"/>
+              <w:jc w:val="center"/>
             </w:pPr>
             <w:r>
               <w:rPr>
@@ -1653,7 +1647,7 @@
           <w:p>
             <w:pPr>
               <w:pStyle w:val="Compact"/>
-              <w:jc w:val="left"/>
+              <w:jc w:val="center"/>
             </w:pPr>
             <m:oMath>
               <m:r>
@@ -1754,7 +1748,7 @@
           <w:p>
             <w:pPr>
               <w:pStyle w:val="Compact"/>
-              <w:jc w:val="left"/>
+              <w:jc w:val="center"/>
             </w:pPr>
             <w:r>
               <w:rPr>
@@ -1830,6 +1824,14 @@
         <w:t xml:space="preserve"> </w:t>
       </w:r>
       <m:oMath>
+        <m:oMathPr>
+          <m:ctrlPr>
+            <w:rPr>
+              <w:sz w:val="28"/>
+              <w:szCs w:val="28"/>
+            </w:rPr>
+          </m:ctrlPr>
+        </m:oMathPr>
         <m:r>
           <m:rPr>
             <m:sty m:val="p"/>
@@ -1976,7 +1978,7 @@
           <w:p>
             <w:pPr>
               <w:pStyle w:val="Compact"/>
-              <w:jc w:val="left"/>
+              <w:jc w:val="center"/>
             </w:pPr>
             <w:r>
               <w:rPr>
@@ -1992,7 +1994,7 @@
           <w:p>
             <w:pPr>
               <w:pStyle w:val="Compact"/>
-              <w:jc w:val="left"/>
+              <w:jc w:val="center"/>
             </w:pPr>
             <w:r>
               <w:rPr>
@@ -2008,7 +2010,7 @@
           <w:p>
             <w:pPr>
               <w:pStyle w:val="Compact"/>
-              <w:jc w:val="left"/>
+              <w:jc w:val="center"/>
             </w:pPr>
             <w:r>
               <w:rPr>
@@ -2043,7 +2045,7 @@
           <w:p>
             <w:pPr>
               <w:pStyle w:val="Compact"/>
-              <w:jc w:val="left"/>
+              <w:jc w:val="center"/>
             </w:pPr>
             <w:r>
               <w:rPr>
@@ -2058,7 +2060,7 @@
           <w:p>
             <w:pPr>
               <w:pStyle w:val="Compact"/>
-              <w:jc w:val="left"/>
+              <w:jc w:val="center"/>
             </w:pPr>
             <w:r>
               <w:rPr>
@@ -2073,7 +2075,7 @@
           <w:p>
             <w:pPr>
               <w:pStyle w:val="Compact"/>
-              <w:jc w:val="left"/>
+              <w:jc w:val="center"/>
             </w:pPr>
             <w:r>
               <w:rPr>
@@ -2119,7 +2121,7 @@
           <w:p>
             <w:pPr>
               <w:pStyle w:val="Compact"/>
-              <w:jc w:val="left"/>
+              <w:jc w:val="center"/>
             </w:pPr>
             <w:r>
               <w:rPr>
@@ -2164,7 +2166,7 @@
           <w:p>
             <w:pPr>
               <w:pStyle w:val="Compact"/>
-              <w:jc w:val="left"/>
+              <w:jc w:val="center"/>
             </w:pPr>
             <w:r>
               <w:rPr>
@@ -2179,7 +2181,7 @@
           <w:p>
             <w:pPr>
               <w:pStyle w:val="Compact"/>
-              <w:jc w:val="left"/>
+              <w:jc w:val="center"/>
             </w:pPr>
             <w:r>
               <w:rPr>
@@ -2243,7 +2245,7 @@
           <w:p>
             <w:pPr>
               <w:pStyle w:val="Compact"/>
-              <w:jc w:val="left"/>
+              <w:jc w:val="center"/>
             </w:pPr>
             <w:r>
               <w:rPr>
@@ -2258,7 +2260,7 @@
           <w:p>
             <w:pPr>
               <w:pStyle w:val="Compact"/>
-              <w:jc w:val="left"/>
+              <w:jc w:val="center"/>
             </w:pPr>
             <w:r>
               <w:rPr>
@@ -2273,7 +2275,7 @@
           <w:p>
             <w:pPr>
               <w:pStyle w:val="Compact"/>
-              <w:jc w:val="left"/>
+              <w:jc w:val="center"/>
             </w:pPr>
             <w:r>
               <w:rPr>
@@ -2349,7 +2351,7 @@
           <w:p>
             <w:pPr>
               <w:pStyle w:val="Compact"/>
-              <w:jc w:val="left"/>
+              <w:jc w:val="center"/>
             </w:pPr>
             <w:r>
               <w:rPr>
@@ -2364,7 +2366,7 @@
           <w:p>
             <w:pPr>
               <w:pStyle w:val="Compact"/>
-              <w:jc w:val="left"/>
+              <w:jc w:val="center"/>
             </w:pPr>
             <w:r>
               <w:rPr>
@@ -2379,7 +2381,7 @@
           <w:p>
             <w:pPr>
               <w:pStyle w:val="Compact"/>
-              <w:jc w:val="left"/>
+              <w:jc w:val="center"/>
             </w:pPr>
             <w:r>
               <w:rPr>
@@ -2498,6 +2500,12 @@
       <m:oMathPara>
         <m:oMathParaPr>
           <m:jc m:val="center"/>
+          <m:ctrlPr>
+            <w:rPr>
+              <w:sz w:val="28"/>
+              <w:szCs w:val="28"/>
+            </w:rPr>
+          </m:ctrlPr>
         </m:oMathParaPr>
         <m:oMath>
           <m:sSub>
@@ -2616,6 +2624,14 @@
         <w:t xml:space="preserve">单位：</w:t>
       </w:r>
       <m:oMath>
+        <m:oMathPr>
+          <m:ctrlPr>
+            <w:rPr>
+              <w:sz w:val="28"/>
+              <w:szCs w:val="28"/>
+            </w:rPr>
+          </m:ctrlPr>
+        </m:oMathPr>
         <m:r>
           <m:rPr>
             <m:sty m:val="p"/>
@@ -2759,6 +2775,14 @@
         <w:t xml:space="preserve"> </w:t>
       </w:r>
       <m:oMath>
+        <m:oMathPr>
+          <m:ctrlPr>
+            <w:rPr>
+              <w:sz w:val="28"/>
+              <w:szCs w:val="28"/>
+            </w:rPr>
+          </m:ctrlPr>
+        </m:oMathPr>
         <m:sSub>
           <m:e>
             <m:r>
@@ -2822,6 +2846,12 @@
       <m:oMathPara>
         <m:oMathParaPr>
           <m:jc m:val="center"/>
+          <m:ctrlPr>
+            <w:rPr>
+              <w:sz w:val="28"/>
+              <w:szCs w:val="28"/>
+            </w:rPr>
+          </m:ctrlPr>
         </m:oMathParaPr>
         <m:oMath>
           <m:sSub>
@@ -2901,6 +2931,14 @@
         <w:t xml:space="preserve"> </w:t>
       </w:r>
       <m:oMath>
+        <m:oMathPr>
+          <m:ctrlPr>
+            <w:rPr>
+              <w:sz w:val="28"/>
+              <w:szCs w:val="28"/>
+            </w:rPr>
+          </m:ctrlPr>
+        </m:oMathPr>
         <m:sSub>
           <m:e>
             <m:r>
@@ -3093,6 +3131,14 @@
         <w:t xml:space="preserve"> </w:t>
       </w:r>
       <m:oMath>
+        <m:oMathPr>
+          <m:ctrlPr>
+            <w:rPr>
+              <w:sz w:val="28"/>
+              <w:szCs w:val="28"/>
+            </w:rPr>
+          </m:ctrlPr>
+        </m:oMathPr>
         <m:r>
           <m:rPr>
             <m:sty m:val="p"/>
@@ -3236,7 +3282,7 @@
           <w:p>
             <w:pPr>
               <w:pStyle w:val="Compact"/>
-              <w:jc w:val="left"/>
+              <w:jc w:val="center"/>
             </w:pPr>
             <w:r>
               <w:rPr>
@@ -3252,7 +3298,7 @@
           <w:p>
             <w:pPr>
               <w:pStyle w:val="Compact"/>
-              <w:jc w:val="left"/>
+              <w:jc w:val="center"/>
             </w:pPr>
             <w:r>
               <w:rPr>
@@ -3268,7 +3314,7 @@
           <w:p>
             <w:pPr>
               <w:pStyle w:val="Compact"/>
-              <w:jc w:val="left"/>
+              <w:jc w:val="center"/>
             </w:pPr>
             <w:r>
               <w:rPr>
@@ -3286,7 +3332,7 @@
           <w:p>
             <w:pPr>
               <w:pStyle w:val="Compact"/>
-              <w:jc w:val="left"/>
+              <w:jc w:val="center"/>
             </w:pPr>
             <w:r>
               <w:rPr>
@@ -3301,7 +3347,7 @@
           <w:p>
             <w:pPr>
               <w:pStyle w:val="Compact"/>
-              <w:jc w:val="left"/>
+              <w:jc w:val="center"/>
             </w:pPr>
             <m:oMath>
               <m:r>
@@ -3360,7 +3406,7 @@
           <w:p>
             <w:pPr>
               <w:pStyle w:val="Compact"/>
-              <w:jc w:val="left"/>
+              <w:jc w:val="center"/>
             </w:pPr>
             <w:r>
               <w:rPr>
@@ -3383,7 +3429,7 @@
           <w:p>
             <w:pPr>
               <w:pStyle w:val="Compact"/>
-              <w:jc w:val="left"/>
+              <w:jc w:val="center"/>
             </w:pPr>
             <w:r>
               <w:rPr>
@@ -3398,7 +3444,7 @@
           <w:p>
             <w:pPr>
               <w:pStyle w:val="Compact"/>
-              <w:jc w:val="left"/>
+              <w:jc w:val="center"/>
             </w:pPr>
             <m:oMath>
               <m:r>
@@ -3505,7 +3551,7 @@
           <w:p>
             <w:pPr>
               <w:pStyle w:val="Compact"/>
-              <w:jc w:val="left"/>
+              <w:jc w:val="center"/>
             </w:pPr>
             <w:r>
               <w:rPr>
@@ -3528,7 +3574,7 @@
           <w:p>
             <w:pPr>
               <w:pStyle w:val="Compact"/>
-              <w:jc w:val="left"/>
+              <w:jc w:val="center"/>
             </w:pPr>
             <w:r>
               <w:rPr>
@@ -3543,7 +3589,7 @@
           <w:p>
             <w:pPr>
               <w:pStyle w:val="Compact"/>
-              <w:jc w:val="left"/>
+              <w:jc w:val="center"/>
             </w:pPr>
             <m:oMath>
               <m:r>
@@ -3620,7 +3666,7 @@
           <w:p>
             <w:pPr>
               <w:pStyle w:val="Compact"/>
-              <w:jc w:val="left"/>
+              <w:jc w:val="center"/>
             </w:pPr>
             <w:r>
               <w:rPr>
@@ -3643,7 +3689,7 @@
           <w:p>
             <w:pPr>
               <w:pStyle w:val="Compact"/>
-              <w:jc w:val="left"/>
+              <w:jc w:val="center"/>
             </w:pPr>
             <w:r>
               <w:rPr>
@@ -3658,7 +3704,7 @@
           <w:p>
             <w:pPr>
               <w:pStyle w:val="Compact"/>
-              <w:jc w:val="left"/>
+              <w:jc w:val="center"/>
             </w:pPr>
             <m:oMath>
               <m:sSub>
@@ -3759,7 +3805,7 @@
           <w:p>
             <w:pPr>
               <w:pStyle w:val="Compact"/>
-              <w:jc w:val="left"/>
+              <w:jc w:val="center"/>
             </w:pPr>
             <w:r>
               <w:rPr>
@@ -3794,7 +3840,7 @@
           <w:p>
             <w:pPr>
               <w:pStyle w:val="Compact"/>
-              <w:jc w:val="left"/>
+              <w:jc w:val="center"/>
             </w:pPr>
             <w:r>
               <w:rPr>
@@ -3809,7 +3855,7 @@
           <w:p>
             <w:pPr>
               <w:pStyle w:val="Compact"/>
-              <w:jc w:val="left"/>
+              <w:jc w:val="center"/>
             </w:pPr>
             <w:r>
               <w:rPr>
@@ -3824,7 +3870,7 @@
           <w:p>
             <w:pPr>
               <w:pStyle w:val="Compact"/>
-              <w:jc w:val="left"/>
+              <w:jc w:val="center"/>
             </w:pPr>
             <w:r>
               <w:rPr>
@@ -3895,7 +3941,7 @@
           <w:p>
             <w:pPr>
               <w:pStyle w:val="Compact"/>
-              <w:jc w:val="left"/>
+              <w:jc w:val="center"/>
             </w:pPr>
             <w:r>
               <w:rPr>
@@ -3911,7 +3957,7 @@
           <w:p>
             <w:pPr>
               <w:pStyle w:val="Compact"/>
-              <w:jc w:val="left"/>
+              <w:jc w:val="center"/>
             </w:pPr>
             <w:r>
               <w:rPr>
@@ -3946,7 +3992,7 @@
           <w:p>
             <w:pPr>
               <w:pStyle w:val="Compact"/>
-              <w:jc w:val="left"/>
+              <w:jc w:val="center"/>
             </w:pPr>
             <w:r>
               <w:rPr>
@@ -3985,7 +4031,7 @@
           <w:p>
             <w:pPr>
               <w:pStyle w:val="Compact"/>
-              <w:jc w:val="left"/>
+              <w:jc w:val="center"/>
             </w:pPr>
             <w:r>
               <w:rPr>
@@ -4019,7 +4065,7 @@
           <w:p>
             <w:pPr>
               <w:pStyle w:val="Compact"/>
-              <w:jc w:val="left"/>
+              <w:jc w:val="center"/>
             </w:pPr>
             <w:r>
               <w:rPr>
@@ -4046,7 +4092,7 @@
           <w:p>
             <w:pPr>
               <w:pStyle w:val="Compact"/>
-              <w:jc w:val="left"/>
+              <w:jc w:val="center"/>
             </w:pPr>
             <w:r>
               <w:rPr>
@@ -4079,7 +4125,7 @@
     </w:p>
     <w:bookmarkEnd w:id="18"/>
     <w:bookmarkEnd w:id="19"/>
-    <w:bookmarkStart w:id="26" w:name="三误差与数据分析基础"/>
+    <w:bookmarkStart w:id="29" w:name="三误差与数据分析基础"/>
     <w:p>
       <w:pPr>
         <w:pStyle w:val="Heading2"/>
@@ -4177,7 +4223,7 @@
           <w:p>
             <w:pPr>
               <w:pStyle w:val="Compact"/>
-              <w:jc w:val="left"/>
+              <w:jc w:val="center"/>
             </w:pPr>
             <w:r>
               <w:rPr>
@@ -4193,7 +4239,7 @@
           <w:p>
             <w:pPr>
               <w:pStyle w:val="Compact"/>
-              <w:jc w:val="left"/>
+              <w:jc w:val="center"/>
             </w:pPr>
             <w:r>
               <w:rPr>
@@ -4209,7 +4255,7 @@
           <w:p>
             <w:pPr>
               <w:pStyle w:val="Compact"/>
-              <w:jc w:val="left"/>
+              <w:jc w:val="center"/>
             </w:pPr>
             <w:r>
               <w:rPr>
@@ -4225,7 +4271,7 @@
           <w:p>
             <w:pPr>
               <w:pStyle w:val="Compact"/>
-              <w:jc w:val="left"/>
+              <w:jc w:val="center"/>
             </w:pPr>
             <w:r>
               <w:rPr>
@@ -4243,7 +4289,7 @@
           <w:p>
             <w:pPr>
               <w:pStyle w:val="Compact"/>
-              <w:jc w:val="left"/>
+              <w:jc w:val="center"/>
             </w:pPr>
             <w:r>
               <w:rPr>
@@ -4260,7 +4306,7 @@
           <w:p>
             <w:pPr>
               <w:pStyle w:val="Compact"/>
-              <w:jc w:val="left"/>
+              <w:jc w:val="center"/>
             </w:pPr>
             <w:r>
               <w:rPr>
@@ -4275,7 +4321,7 @@
           <w:p>
             <w:pPr>
               <w:pStyle w:val="Compact"/>
-              <w:jc w:val="left"/>
+              <w:jc w:val="center"/>
             </w:pPr>
             <w:r>
               <w:rPr>
@@ -4290,7 +4336,7 @@
           <w:p>
             <w:pPr>
               <w:pStyle w:val="Compact"/>
-              <w:jc w:val="left"/>
+              <w:jc w:val="center"/>
             </w:pPr>
             <w:r>
               <w:rPr>
@@ -4307,7 +4353,7 @@
           <w:p>
             <w:pPr>
               <w:pStyle w:val="Compact"/>
-              <w:jc w:val="left"/>
+              <w:jc w:val="center"/>
             </w:pPr>
             <w:r>
               <w:rPr>
@@ -4324,7 +4370,7 @@
           <w:p>
             <w:pPr>
               <w:pStyle w:val="Compact"/>
-              <w:jc w:val="left"/>
+              <w:jc w:val="center"/>
             </w:pPr>
             <w:r>
               <w:rPr>
@@ -4339,7 +4385,7 @@
           <w:p>
             <w:pPr>
               <w:pStyle w:val="Compact"/>
-              <w:jc w:val="left"/>
+              <w:jc w:val="center"/>
             </w:pPr>
             <w:r>
               <w:rPr>
@@ -4354,7 +4400,7 @@
           <w:p>
             <w:pPr>
               <w:pStyle w:val="Compact"/>
-              <w:jc w:val="left"/>
+              <w:jc w:val="center"/>
             </w:pPr>
             <w:r>
               <w:rPr>
@@ -4371,7 +4417,7 @@
           <w:p>
             <w:pPr>
               <w:pStyle w:val="Compact"/>
-              <w:jc w:val="left"/>
+              <w:jc w:val="center"/>
             </w:pPr>
             <w:r>
               <w:rPr>
@@ -4388,7 +4434,7 @@
           <w:p>
             <w:pPr>
               <w:pStyle w:val="Compact"/>
-              <w:jc w:val="left"/>
+              <w:jc w:val="center"/>
             </w:pPr>
             <w:r>
               <w:rPr>
@@ -4403,7 +4449,7 @@
           <w:p>
             <w:pPr>
               <w:pStyle w:val="Compact"/>
-              <w:jc w:val="left"/>
+              <w:jc w:val="center"/>
             </w:pPr>
             <w:r>
               <w:rPr>
@@ -4418,7 +4464,7 @@
           <w:p>
             <w:pPr>
               <w:pStyle w:val="Compact"/>
-              <w:jc w:val="left"/>
+              <w:jc w:val="center"/>
             </w:pPr>
             <w:r>
               <w:rPr>
@@ -4431,7 +4477,7 @@
       </w:tr>
     </w:tbl>
     <w:bookmarkEnd w:id="20"/>
-    <w:bookmarkStart w:id="21" w:name="准确度与精密度"/>
+    <w:bookmarkStart w:id="24" w:name="准确度与精密度"/>
     <w:p>
       <w:pPr>
         <w:pStyle w:val="Heading3"/>
@@ -4515,6 +4561,12 @@
       <m:oMathPara>
         <m:oMathParaPr>
           <m:jc m:val="center"/>
+          <m:ctrlPr>
+            <w:rPr>
+              <w:sz w:val="28"/>
+              <w:szCs w:val="28"/>
+            </w:rPr>
+          </m:ctrlPr>
         </m:oMathParaPr>
         <m:oMath>
           <m:r>
@@ -4664,6 +4716,12 @@
       <m:oMathPara>
         <m:oMathParaPr>
           <m:jc m:val="center"/>
+          <m:ctrlPr>
+            <w:rPr>
+              <w:sz w:val="28"/>
+              <w:szCs w:val="28"/>
+            </w:rPr>
+          </m:ctrlPr>
         </m:oMathParaPr>
         <m:oMath>
           <m:r>
@@ -4841,7 +4899,7 @@
           <w:p>
             <w:pPr>
               <w:pStyle w:val="Compact"/>
-              <w:jc w:val="left"/>
+              <w:jc w:val="center"/>
             </w:pPr>
             <w:r>
               <w:rPr>
@@ -4857,7 +4915,7 @@
           <w:p>
             <w:pPr>
               <w:pStyle w:val="Compact"/>
-              <w:jc w:val="left"/>
+              <w:jc w:val="center"/>
             </w:pPr>
             <w:r>
               <w:rPr>
@@ -4873,7 +4931,7 @@
           <w:p>
             <w:pPr>
               <w:pStyle w:val="Compact"/>
-              <w:jc w:val="left"/>
+              <w:jc w:val="center"/>
             </w:pPr>
             <w:r>
               <w:rPr>
@@ -4891,7 +4949,7 @@
           <w:p>
             <w:pPr>
               <w:pStyle w:val="Compact"/>
-              <w:jc w:val="left"/>
+              <w:jc w:val="center"/>
             </w:pPr>
             <w:r>
               <w:rPr>
@@ -4918,7 +4976,7 @@
           <w:p>
             <w:pPr>
               <w:pStyle w:val="Compact"/>
-              <w:jc w:val="left"/>
+              <w:jc w:val="center"/>
             </w:pPr>
             <w:r>
               <w:rPr>
@@ -4933,7 +4991,7 @@
           <w:p>
             <w:pPr>
               <w:pStyle w:val="Compact"/>
-              <w:jc w:val="left"/>
+              <w:jc w:val="center"/>
             </w:pPr>
             <w:r>
               <w:rPr>
@@ -4956,7 +5014,7 @@
           <w:p>
             <w:pPr>
               <w:pStyle w:val="Compact"/>
-              <w:jc w:val="left"/>
+              <w:jc w:val="center"/>
             </w:pPr>
             <w:r>
               <w:rPr>
@@ -4983,7 +5041,7 @@
           <w:p>
             <w:pPr>
               <w:pStyle w:val="Compact"/>
-              <w:jc w:val="left"/>
+              <w:jc w:val="center"/>
             </w:pPr>
             <w:r>
               <w:rPr>
@@ -4998,7 +5056,7 @@
           <w:p>
             <w:pPr>
               <w:pStyle w:val="Compact"/>
-              <w:jc w:val="left"/>
+              <w:jc w:val="center"/>
             </w:pPr>
             <w:r>
               <w:rPr>
@@ -5015,7 +5073,7 @@
           <w:p>
             <w:pPr>
               <w:pStyle w:val="Compact"/>
-              <w:jc w:val="left"/>
+              <w:jc w:val="center"/>
             </w:pPr>
             <w:r>
               <w:rPr>
@@ -5042,7 +5100,7 @@
           <w:p>
             <w:pPr>
               <w:pStyle w:val="Compact"/>
-              <w:jc w:val="left"/>
+              <w:jc w:val="center"/>
             </w:pPr>
             <w:r>
               <w:rPr>
@@ -5057,7 +5115,7 @@
           <w:p>
             <w:pPr>
               <w:pStyle w:val="Compact"/>
-              <w:jc w:val="left"/>
+              <w:jc w:val="center"/>
             </w:pPr>
             <w:r>
               <w:rPr>
@@ -5074,7 +5132,7 @@
           <w:p>
             <w:pPr>
               <w:pStyle w:val="Compact"/>
-              <w:jc w:val="left"/>
+              <w:jc w:val="center"/>
             </w:pPr>
             <w:r>
               <w:rPr>
@@ -5101,7 +5159,7 @@
           <w:p>
             <w:pPr>
               <w:pStyle w:val="Compact"/>
-              <w:jc w:val="left"/>
+              <w:jc w:val="center"/>
             </w:pPr>
             <w:r>
               <w:rPr>
@@ -5116,7 +5174,7 @@
           <w:p>
             <w:pPr>
               <w:pStyle w:val="Compact"/>
-              <w:jc w:val="left"/>
+              <w:jc w:val="center"/>
             </w:pPr>
             <w:r>
               <w:rPr>
@@ -5130,14 +5188,126 @@
     </w:tbl>
     <w:p>
       <w:pPr>
+        <w:pStyle w:val="BodyText"/>
+        <w:jc w:val="center"/>
+      </w:pPr>
+      <w:r>
+        <w:rPr>
+          <w:b w:val="0"/>
+          <w:i w:val="0"/>
+          <w:sz w:val="21"/>
+        </w:rPr>
+        <w:drawing>
+          <wp:inline>
+            <wp:extent cx="4953000" cy="2667000"/>
+            <wp:effectExtent b="0" l="0" r="0" t="0"/>
+            <wp:docPr descr="准确度与精密度的靶面类比" title="" id="22" name="Picture"/>
+            <a:graphic>
+              <a:graphicData uri="http://schemas.openxmlformats.org/drawingml/2006/picture">
+                <pic:pic>
+                  <pic:nvPicPr>
+                    <pic:cNvPr descr="media/accuracy-precision-target.svg" id="23" name="Picture"/>
+                    <pic:cNvPicPr>
+                      <a:picLocks noChangeArrowheads="1" noChangeAspect="1"/>
+                    </pic:cNvPicPr>
+                  </pic:nvPicPr>
+                  <pic:blipFill>
+                    <a:blip>
+                      <a:extLst>
+                        <a:ext uri="{28A0092B-C50C-407E-A947-70E740481C1C}">
+                          <a14:useLocalDpi xmlns:a14="http://schemas.microsoft.com/office/drawing/2010/main" val="0"/>
+                        </a:ext>
+                        <a:ext uri="{96DAC541-7B7A-43D3-8B79-37D633B846F1}">
+                          <asvg:svgBlip xmlns:asvg="http://schemas.microsoft.com/office/drawing/2016/SVG/main" r:embed="rId21"/>
+                        </a:ext>
+                      </a:extLst>
+                    </a:blip>
+                    <a:stretch>
+                      <a:fillRect/>
+                    </a:stretch>
+                  </pic:blipFill>
+                  <pic:spPr bwMode="auto">
+                    <a:xfrm>
+                      <a:off x="0" y="0"/>
+                      <a:ext cx="4953000" cy="2667000"/>
+                    </a:xfrm>
+                    <a:prstGeom prst="rect">
+                      <a:avLst/>
+                    </a:prstGeom>
+                    <a:noFill/>
+                    <a:ln w="9525">
+                      <a:noFill/>
+                      <a:headEnd/>
+                      <a:tailEnd/>
+                    </a:ln>
+                  </pic:spPr>
+                </pic:pic>
+              </a:graphicData>
+            </a:graphic>
+          </wp:inline>
+        </w:drawing>
+      </w:r>
+      <w:r>
+        <w:rPr>
+          <w:b w:val="0"/>
+          <w:i w:val="0"/>
+          <w:sz w:val="21"/>
+        </w:rPr>
+        <w:t xml:space="preserve"> </w:t>
+      </w:r>
+      <w:r>
+        <w:rPr>
+          <w:rFonts w:hint="eastAsia" w:eastAsia="FangSong" w:ascii="Times New Roman" w:hAnsi="Times New Roman"/>
+          <w:b w:val="0"/>
+          <w:i w:val="0"/>
+          <w:iCs/>
+          <w:sz w:val="21"/>
+        </w:rPr>
+        <w:t xml:space="preserve">图</w:t>
+      </w:r>
+      <w:r>
+        <w:rPr>
+          <w:b w:val="0"/>
+          <w:i w:val="0"/>
+          <w:iCs/>
+          <w:sz w:val="21"/>
+        </w:rPr>
+        <w:t xml:space="preserve"> </w:t>
+      </w:r>
+      <w:r>
+        <w:rPr>
+          <w:rFonts w:hint="eastAsia" w:eastAsia="FangSong" w:ascii="Times New Roman" w:hAnsi="Times New Roman"/>
+          <w:b w:val="0"/>
+          <w:i w:val="0"/>
+          <w:iCs/>
+          <w:sz w:val="21"/>
+        </w:rPr>
+        <w:t xml:space="preserve">准确度与精密度的靶面类比——（甲）准确度高且精密度高：弹孔集中在靶心，结果可靠；（乙）精密度高但准确度低：弹孔集中但偏离靶心，存在系统误差；（丙）二者均低：数据不可用；（丁）精密度低但均值”恰好”接近真值：偶然凑巧，不可靠。分析化学中追求甲（分析化学第六版</w:t>
+      </w:r>
+      <w:r>
+        <w:rPr>
+          <w:b w:val="0"/>
+          <w:i w:val="0"/>
+          <w:iCs/>
+          <w:sz w:val="21"/>
+        </w:rPr>
+        <w:t xml:space="preserve"> </w:t>
+      </w:r>
+      <w:r>
+        <w:rPr>
+          <w:rFonts w:hint="eastAsia" w:eastAsia="FangSong" w:ascii="Times New Roman" w:hAnsi="Times New Roman"/>
+          <w:b w:val="0"/>
+          <w:i w:val="0"/>
+          <w:iCs/>
+          <w:sz w:val="21"/>
+        </w:rPr>
+        <w:t xml:space="preserve">第3章）</w:t>
+      </w:r>
+    </w:p>
+    <w:p>
+      <w:pPr>
         <w:pStyle w:val="BlockText"/>
       </w:pPr>
-      <w:r>
-        <w:t xml:space="preserve">💡</w:t>
-      </w:r>
-      <w:r>
-        <w:t xml:space="preserve"> </w:t>
-      </w:r>
       <w:r>
         <w:rPr>
           <w:rFonts w:hint="eastAsia" w:eastAsia="SimSun" w:ascii="Times New Roman" w:hAnsi="Times New Roman"/>
@@ -5153,8 +5323,8 @@
         <w:t xml:space="preserve">：精密度是保证准确度的前提；高精密度不一定高准确度（可能存在系统误差）；但准确度高必须以高精密度为前提。</w:t>
       </w:r>
     </w:p>
-    <w:bookmarkEnd w:id="21"/>
-    <w:bookmarkStart w:id="25" w:name="有效数字"/>
+    <w:bookmarkEnd w:id="24"/>
+    <w:bookmarkStart w:id="28" w:name="有效数字"/>
     <w:p>
       <w:pPr>
         <w:pStyle w:val="Heading3"/>
@@ -5198,7 +5368,7 @@
         <w:t xml:space="preserve">有效数字</w:t>
       </w:r>
     </w:p>
-    <w:bookmarkStart w:id="22" w:name="有效数字的认定"/>
+    <w:bookmarkStart w:id="25" w:name="有效数字的认定"/>
     <w:p>
       <w:pPr>
         <w:pStyle w:val="Heading4"/>
@@ -5374,7 +5544,7 @@
           <w:p>
             <w:pPr>
               <w:pStyle w:val="Compact"/>
-              <w:jc w:val="left"/>
+              <w:jc w:val="center"/>
             </w:pPr>
             <w:r>
               <w:rPr>
@@ -5406,7 +5576,7 @@
           <w:p>
             <w:pPr>
               <w:pStyle w:val="Compact"/>
-              <w:jc w:val="left"/>
+              <w:jc w:val="center"/>
             </w:pPr>
             <w:r>
               <w:rPr>
@@ -5424,7 +5594,7 @@
           <w:p>
             <w:pPr>
               <w:pStyle w:val="Compact"/>
-              <w:jc w:val="left"/>
+              <w:jc w:val="center"/>
             </w:pPr>
             <w:r>
               <w:rPr>
@@ -5454,7 +5624,7 @@
           <w:p>
             <w:pPr>
               <w:pStyle w:val="Compact"/>
-              <w:jc w:val="left"/>
+              <w:jc w:val="center"/>
             </w:pPr>
             <w:r>
               <w:rPr>
@@ -5495,7 +5665,7 @@
           <w:p>
             <w:pPr>
               <w:pStyle w:val="Compact"/>
-              <w:jc w:val="left"/>
+              <w:jc w:val="center"/>
             </w:pPr>
             <w:r>
               <w:rPr>
@@ -5525,7 +5695,7 @@
           <w:p>
             <w:pPr>
               <w:pStyle w:val="Compact"/>
-              <w:jc w:val="left"/>
+              <w:jc w:val="center"/>
             </w:pPr>
             <w:r>
               <w:rPr>
@@ -5542,7 +5712,7 @@
           <w:p>
             <w:pPr>
               <w:pStyle w:val="Compact"/>
-              <w:jc w:val="left"/>
+              <w:jc w:val="center"/>
             </w:pPr>
             <w:r>
               <w:rPr>
@@ -5572,7 +5742,7 @@
           <w:p>
             <w:pPr>
               <w:pStyle w:val="Compact"/>
-              <w:jc w:val="left"/>
+              <w:jc w:val="center"/>
             </w:pPr>
             <w:r>
               <w:rPr>
@@ -5601,7 +5771,7 @@
           <w:p>
             <w:pPr>
               <w:pStyle w:val="Compact"/>
-              <w:jc w:val="left"/>
+              <w:jc w:val="center"/>
             </w:pPr>
             <w:r>
               <w:rPr>
@@ -5631,7 +5801,7 @@
           <w:p>
             <w:pPr>
               <w:pStyle w:val="Compact"/>
-              <w:jc w:val="left"/>
+              <w:jc w:val="center"/>
             </w:pPr>
             <w:r>
               <w:rPr>
@@ -5679,8 +5849,8 @@
         </w:tc>
       </w:tr>
     </w:tbl>
-    <w:bookmarkEnd w:id="22"/>
-    <w:bookmarkStart w:id="23" w:name="修约规则四舍六入五成双"/>
+    <w:bookmarkEnd w:id="25"/>
+    <w:bookmarkStart w:id="26" w:name="修约规则四舍六入五成双"/>
     <w:p>
       <w:pPr>
         <w:pStyle w:val="Heading4"/>
@@ -5968,7 +6138,7 @@
           <w:p>
             <w:pPr>
               <w:pStyle w:val="Compact"/>
-              <w:jc w:val="left"/>
+              <w:jc w:val="center"/>
             </w:pPr>
             <w:r>
               <w:rPr>
@@ -6000,7 +6170,7 @@
           <w:p>
             <w:pPr>
               <w:pStyle w:val="Compact"/>
-              <w:jc w:val="left"/>
+              <w:jc w:val="center"/>
             </w:pPr>
             <w:r>
               <w:rPr>
@@ -6018,7 +6188,7 @@
           <w:p>
             <w:pPr>
               <w:pStyle w:val="Compact"/>
-              <w:jc w:val="left"/>
+              <w:jc w:val="center"/>
             </w:pPr>
             <w:r>
               <w:rPr>
@@ -6048,7 +6218,7 @@
           <w:p>
             <w:pPr>
               <w:pStyle w:val="Compact"/>
-              <w:jc w:val="left"/>
+              <w:jc w:val="center"/>
             </w:pPr>
             <w:r>
               <w:rPr>
@@ -6083,7 +6253,7 @@
           <w:p>
             <w:pPr>
               <w:pStyle w:val="Compact"/>
-              <w:jc w:val="left"/>
+              <w:jc w:val="center"/>
             </w:pPr>
             <w:r>
               <w:rPr>
@@ -6113,7 +6283,7 @@
           <w:p>
             <w:pPr>
               <w:pStyle w:val="Compact"/>
-              <w:jc w:val="left"/>
+              <w:jc w:val="center"/>
             </w:pPr>
             <w:r>
               <w:rPr>
@@ -6136,7 +6306,7 @@
           <w:p>
             <w:pPr>
               <w:pStyle w:val="Compact"/>
-              <w:jc w:val="left"/>
+              <w:jc w:val="center"/>
             </w:pPr>
             <w:r>
               <w:rPr>
@@ -6166,7 +6336,7 @@
           <w:p>
             <w:pPr>
               <w:pStyle w:val="Compact"/>
-              <w:jc w:val="left"/>
+              <w:jc w:val="center"/>
             </w:pPr>
             <w:r>
               <w:rPr>
@@ -6189,7 +6359,7 @@
           <w:p>
             <w:pPr>
               <w:pStyle w:val="Compact"/>
-              <w:jc w:val="left"/>
+              <w:jc w:val="center"/>
             </w:pPr>
             <w:r>
               <w:rPr>
@@ -6219,7 +6389,7 @@
           <w:p>
             <w:pPr>
               <w:pStyle w:val="Compact"/>
-              <w:jc w:val="left"/>
+              <w:jc w:val="center"/>
             </w:pPr>
             <w:r>
               <w:rPr>
@@ -6237,8 +6407,8 @@
         </w:tc>
       </w:tr>
     </w:tbl>
-    <w:bookmarkEnd w:id="23"/>
-    <w:bookmarkStart w:id="24" w:name="运算规则"/>
+    <w:bookmarkEnd w:id="26"/>
+    <w:bookmarkStart w:id="27" w:name="运算规则"/>
     <w:p>
       <w:pPr>
         <w:pStyle w:val="Heading4"/>
@@ -6274,7 +6444,7 @@
           <w:p>
             <w:pPr>
               <w:pStyle w:val="Compact"/>
-              <w:jc w:val="left"/>
+              <w:jc w:val="center"/>
             </w:pPr>
             <w:r>
               <w:rPr>
@@ -6290,7 +6460,7 @@
           <w:p>
             <w:pPr>
               <w:pStyle w:val="Compact"/>
-              <w:jc w:val="left"/>
+              <w:jc w:val="center"/>
             </w:pPr>
             <w:r>
               <w:rPr>
@@ -6306,7 +6476,7 @@
           <w:p>
             <w:pPr>
               <w:pStyle w:val="Compact"/>
-              <w:jc w:val="left"/>
+              <w:jc w:val="center"/>
             </w:pPr>
             <w:r>
               <w:rPr>
@@ -6324,7 +6494,7 @@
           <w:p>
             <w:pPr>
               <w:pStyle w:val="Compact"/>
-              <w:jc w:val="left"/>
+              <w:jc w:val="center"/>
             </w:pPr>
             <w:r>
               <w:rPr>
@@ -6341,7 +6511,7 @@
           <w:p>
             <w:pPr>
               <w:pStyle w:val="Compact"/>
-              <w:jc w:val="left"/>
+              <w:jc w:val="center"/>
             </w:pPr>
             <w:r>
               <w:rPr>
@@ -6356,7 +6526,7 @@
           <w:p>
             <w:pPr>
               <w:pStyle w:val="Compact"/>
-              <w:jc w:val="left"/>
+              <w:jc w:val="center"/>
             </w:pPr>
             <w:r>
               <w:rPr>
@@ -6373,7 +6543,7 @@
           <w:p>
             <w:pPr>
               <w:pStyle w:val="Compact"/>
-              <w:jc w:val="left"/>
+              <w:jc w:val="center"/>
             </w:pPr>
             <w:r>
               <w:rPr>
@@ -6390,7 +6560,7 @@
           <w:p>
             <w:pPr>
               <w:pStyle w:val="Compact"/>
-              <w:jc w:val="left"/>
+              <w:jc w:val="center"/>
             </w:pPr>
             <w:r>
               <w:rPr>
@@ -6405,7 +6575,7 @@
           <w:p>
             <w:pPr>
               <w:pStyle w:val="Compact"/>
-              <w:jc w:val="left"/>
+              <w:jc w:val="center"/>
             </w:pPr>
             <w:r>
               <w:rPr>
@@ -6422,7 +6592,7 @@
           <w:p>
             <w:pPr>
               <w:pStyle w:val="Compact"/>
-              <w:jc w:val="left"/>
+              <w:jc w:val="center"/>
             </w:pPr>
             <w:r>
               <w:rPr>
@@ -6439,7 +6609,7 @@
           <w:p>
             <w:pPr>
               <w:pStyle w:val="Compact"/>
-              <w:jc w:val="left"/>
+              <w:jc w:val="center"/>
             </w:pPr>
             <w:r>
               <w:rPr>
@@ -6466,7 +6636,7 @@
           <w:p>
             <w:pPr>
               <w:pStyle w:val="Compact"/>
-              <w:jc w:val="left"/>
+              <w:jc w:val="center"/>
             </w:pPr>
             <m:oMath>
               <m:r>
@@ -6562,10 +6732,10 @@
         </w:pict>
       </w:r>
     </w:p>
-    <w:bookmarkEnd w:id="24"/>
-    <w:bookmarkEnd w:id="25"/>
-    <w:bookmarkEnd w:id="26"/>
-    <w:bookmarkStart w:id="31" w:name="四典型例题"/>
+    <w:bookmarkEnd w:id="27"/>
+    <w:bookmarkEnd w:id="28"/>
+    <w:bookmarkEnd w:id="29"/>
+    <w:bookmarkStart w:id="34" w:name="四典型例题"/>
     <w:p>
       <w:pPr>
         <w:pStyle w:val="Heading2"/>
@@ -6577,7 +6747,7 @@
         <w:t xml:space="preserve">四、典型例题</w:t>
       </w:r>
     </w:p>
-    <w:bookmarkStart w:id="27" w:name="例1-滴定术语辨析"/>
+    <w:bookmarkStart w:id="30" w:name="例1-滴定术语辨析"/>
     <w:p>
       <w:pPr>
         <w:pStyle w:val="Heading3"/>
@@ -6875,6 +7045,14 @@
         <w:t xml:space="preserve">之后（</w:t>
       </w:r>
       <m:oMath>
+        <m:oMathPr>
+          <m:ctrlPr>
+            <w:rPr>
+              <w:sz w:val="28"/>
+              <w:szCs w:val="28"/>
+            </w:rPr>
+          </m:ctrlPr>
+        </m:oMathPr>
         <m:r>
           <m:rPr>
             <m:sty m:val="p"/>
@@ -7098,8 +7276,8 @@
         </w:pict>
       </w:r>
     </w:p>
-    <w:bookmarkEnd w:id="27"/>
-    <w:bookmarkStart w:id="28" w:name="例2-有效数字运算"/>
+    <w:bookmarkEnd w:id="30"/>
+    <w:bookmarkStart w:id="31" w:name="例2-有效数字运算"/>
     <w:p>
       <w:pPr>
         <w:pStyle w:val="Heading3"/>
@@ -7158,6 +7336,12 @@
       <m:oMathPara>
         <m:oMathParaPr>
           <m:jc m:val="center"/>
+          <m:ctrlPr>
+            <w:rPr>
+              <w:sz w:val="28"/>
+              <w:szCs w:val="28"/>
+            </w:rPr>
+          </m:ctrlPr>
         </m:oMathParaPr>
         <m:oMath>
           <m:r>
@@ -7340,6 +7524,12 @@
       <m:oMathPara>
         <m:oMathParaPr>
           <m:jc m:val="center"/>
+          <m:ctrlPr>
+            <w:rPr>
+              <w:sz w:val="28"/>
+              <w:szCs w:val="28"/>
+            </w:rPr>
+          </m:ctrlPr>
         </m:oMathParaPr>
         <m:oMath>
           <m:acc>
@@ -7436,6 +7626,12 @@
       <m:oMathPara>
         <m:oMathParaPr>
           <m:jc m:val="center"/>
+          <m:ctrlPr>
+            <w:rPr>
+              <w:sz w:val="28"/>
+              <w:szCs w:val="28"/>
+            </w:rPr>
+          </m:ctrlPr>
         </m:oMathParaPr>
         <m:oMath>
           <m:sSub>
@@ -7547,6 +7743,12 @@
       <m:oMathPara>
         <m:oMathParaPr>
           <m:jc m:val="center"/>
+          <m:ctrlPr>
+            <w:rPr>
+              <w:sz w:val="28"/>
+              <w:szCs w:val="28"/>
+            </w:rPr>
+          </m:ctrlPr>
         </m:oMathParaPr>
         <m:oMath>
           <m:sSub>
@@ -7669,6 +7871,12 @@
       <m:oMathPara>
         <m:oMathParaPr>
           <m:jc m:val="center"/>
+          <m:ctrlPr>
+            <w:rPr>
+              <w:sz w:val="28"/>
+              <w:szCs w:val="28"/>
+            </w:rPr>
+          </m:ctrlPr>
         </m:oMathParaPr>
         <m:oMath>
           <m:acc>
@@ -7759,6 +7967,12 @@
       <m:oMathPara>
         <m:oMathParaPr>
           <m:jc m:val="center"/>
+          <m:ctrlPr>
+            <w:rPr>
+              <w:sz w:val="28"/>
+              <w:szCs w:val="28"/>
+            </w:rPr>
+          </m:ctrlPr>
         </m:oMathParaPr>
         <m:oMath>
           <m:sSub>
@@ -7841,6 +8055,12 @@
       <m:oMathPara>
         <m:oMathParaPr>
           <m:jc m:val="center"/>
+          <m:ctrlPr>
+            <w:rPr>
+              <w:sz w:val="28"/>
+              <w:szCs w:val="28"/>
+            </w:rPr>
+          </m:ctrlPr>
         </m:oMathParaPr>
         <m:oMath>
           <m:r>
@@ -7895,6 +8115,12 @@
       <m:oMathPara>
         <m:oMathParaPr>
           <m:jc m:val="center"/>
+          <m:ctrlPr>
+            <w:rPr>
+              <w:sz w:val="28"/>
+              <w:szCs w:val="28"/>
+            </w:rPr>
+          </m:ctrlPr>
         </m:oMathParaPr>
         <m:oMath>
           <m:sSub>
@@ -7994,6 +8220,14 @@
         <w:t xml:space="preserve">：</w:t>
       </w:r>
       <m:oMath>
+        <m:oMathPr>
+          <m:ctrlPr>
+            <w:rPr>
+              <w:sz w:val="28"/>
+              <w:szCs w:val="28"/>
+            </w:rPr>
+          </m:ctrlPr>
+        </m:oMathPr>
         <m:acc>
           <m:accPr>
             <m:chr m:val="‾"/>
@@ -8027,6 +8261,14 @@
         <w:t xml:space="preserve">，</w:t>
       </w:r>
       <m:oMath>
+        <m:oMathPr>
+          <m:ctrlPr>
+            <w:rPr>
+              <w:sz w:val="28"/>
+              <w:szCs w:val="28"/>
+            </w:rPr>
+          </m:ctrlPr>
+        </m:oMathPr>
         <m:sSub>
           <m:e>
             <m:acc>
@@ -8069,6 +8311,14 @@
         <w:t xml:space="preserve">；</w:t>
       </w:r>
       <m:oMath>
+        <m:oMathPr>
+          <m:ctrlPr>
+            <w:rPr>
+              <w:sz w:val="28"/>
+              <w:szCs w:val="28"/>
+            </w:rPr>
+          </m:ctrlPr>
+        </m:oMathPr>
         <m:r>
           <m:t>E</m:t>
         </m:r>
@@ -8101,6 +8351,14 @@
         <w:t xml:space="preserve">，</w:t>
       </w:r>
       <m:oMath>
+        <m:oMathPr>
+          <m:ctrlPr>
+            <w:rPr>
+              <w:sz w:val="28"/>
+              <w:szCs w:val="28"/>
+            </w:rPr>
+          </m:ctrlPr>
+        </m:oMathPr>
         <m:sSub>
           <m:e>
             <m:r>
@@ -8146,8 +8404,8 @@
         </w:pict>
       </w:r>
     </w:p>
-    <w:bookmarkEnd w:id="28"/>
-    <w:bookmarkStart w:id="29" w:name="例3-滴定方式判断"/>
+    <w:bookmarkEnd w:id="31"/>
+    <w:bookmarkStart w:id="32" w:name="例3-滴定方式判断"/>
     <w:p>
       <w:pPr>
         <w:pStyle w:val="Heading3"/>
@@ -8217,6 +8475,14 @@
         <w:t xml:space="preserve"> </w:t>
       </w:r>
       <m:oMath>
+        <m:oMathPr>
+          <m:ctrlPr>
+            <w:rPr>
+              <w:sz w:val="28"/>
+              <w:szCs w:val="28"/>
+            </w:rPr>
+          </m:ctrlPr>
+        </m:oMathPr>
         <m:r>
           <m:rPr>
             <m:sty m:val="p"/>
@@ -8409,6 +8675,14 @@
         <w:t xml:space="preserve"> </w:t>
       </w:r>
       <m:oMath>
+        <m:oMathPr>
+          <m:ctrlPr>
+            <w:rPr>
+              <w:sz w:val="28"/>
+              <w:szCs w:val="28"/>
+            </w:rPr>
+          </m:ctrlPr>
+        </m:oMathPr>
         <m:sSub>
           <m:e>
             <m:r>
@@ -8483,6 +8757,14 @@
         <w:t xml:space="preserve"> </w:t>
       </w:r>
       <m:oMath>
+        <m:oMathPr>
+          <m:ctrlPr>
+            <w:rPr>
+              <w:sz w:val="28"/>
+              <w:szCs w:val="28"/>
+            </w:rPr>
+          </m:ctrlPr>
+        </m:oMathPr>
         <m:r>
           <m:rPr>
             <m:sty m:val="p"/>
@@ -8554,6 +8836,14 @@
         <w:t xml:space="preserve">的含量（</w:t>
       </w:r>
       <m:oMath>
+        <m:oMathPr>
+          <m:ctrlPr>
+            <w:rPr>
+              <w:sz w:val="28"/>
+              <w:szCs w:val="28"/>
+            </w:rPr>
+          </m:ctrlPr>
+        </m:oMathPr>
         <m:r>
           <m:rPr>
             <m:sty m:val="p"/>
@@ -8628,6 +8918,14 @@
         <w:t xml:space="preserve"> </w:t>
       </w:r>
       <m:oMath>
+        <m:oMathPr>
+          <m:ctrlPr>
+            <w:rPr>
+              <w:sz w:val="28"/>
+              <w:szCs w:val="28"/>
+            </w:rPr>
+          </m:ctrlPr>
+        </m:oMathPr>
         <m:sSub>
           <m:e>
             <m:r>
@@ -8737,6 +9035,14 @@
         <w:t xml:space="preserve">。</w:t>
       </w:r>
       <m:oMath>
+        <m:oMathPr>
+          <m:ctrlPr>
+            <w:rPr>
+              <w:sz w:val="28"/>
+              <w:szCs w:val="28"/>
+            </w:rPr>
+          </m:ctrlPr>
+        </m:oMathPr>
         <m:r>
           <m:rPr>
             <m:sty m:val="p"/>
@@ -9113,6 +9419,14 @@
         <w:t xml:space="preserve">。</w:t>
       </w:r>
       <m:oMath>
+        <m:oMathPr>
+          <m:ctrlPr>
+            <w:rPr>
+              <w:sz w:val="28"/>
+              <w:szCs w:val="28"/>
+            </w:rPr>
+          </m:ctrlPr>
+        </m:oMathPr>
         <m:sSub>
           <m:e>
             <m:r>
@@ -9225,6 +9539,14 @@
         <w:t xml:space="preserve"> </w:t>
       </w:r>
       <m:oMath>
+        <m:oMathPr>
+          <m:ctrlPr>
+            <w:rPr>
+              <w:sz w:val="28"/>
+              <w:szCs w:val="28"/>
+            </w:rPr>
+          </m:ctrlPr>
+        </m:oMathPr>
         <m:r>
           <m:rPr>
             <m:sty m:val="p"/>
@@ -9348,8 +9670,8 @@
         </w:pict>
       </w:r>
     </w:p>
-    <w:bookmarkEnd w:id="29"/>
-    <w:bookmarkStart w:id="30" w:name="例4-滴定计算物质的量关系"/>
+    <w:bookmarkEnd w:id="32"/>
+    <w:bookmarkStart w:id="33" w:name="例4-滴定计算物质的量关系"/>
     <w:p>
       <w:pPr>
         <w:pStyle w:val="Heading3"/>
@@ -9389,6 +9711,14 @@
         <w:t xml:space="preserve">：准确称取基准物质邻苯二甲酸氢钾（</w:t>
       </w:r>
       <m:oMath>
+        <m:oMathPr>
+          <m:ctrlPr>
+            <w:rPr>
+              <w:sz w:val="28"/>
+              <w:szCs w:val="28"/>
+            </w:rPr>
+          </m:ctrlPr>
+        </m:oMathPr>
         <m:r>
           <m:rPr>
             <m:sty m:val="p"/>
@@ -9463,6 +9793,14 @@
         <w:t xml:space="preserve">，</w:t>
       </w:r>
       <m:oMath>
+        <m:oMathPr>
+          <m:ctrlPr>
+            <w:rPr>
+              <w:sz w:val="28"/>
+              <w:szCs w:val="28"/>
+            </w:rPr>
+          </m:ctrlPr>
+        </m:oMathPr>
         <m:r>
           <m:t>M</m:t>
         </m:r>
@@ -9626,6 +9964,12 @@
       <m:oMathPara>
         <m:oMathParaPr>
           <m:jc m:val="center"/>
+          <m:ctrlPr>
+            <w:rPr>
+              <w:sz w:val="28"/>
+              <w:szCs w:val="28"/>
+            </w:rPr>
+          </m:ctrlPr>
         </m:oMathParaPr>
         <m:oMath>
           <m:r>
@@ -9846,6 +10190,14 @@
         <w:t xml:space="preserve">计量关系：</w:t>
       </w:r>
       <m:oMath>
+        <m:oMathPr>
+          <m:ctrlPr>
+            <w:rPr>
+              <w:sz w:val="28"/>
+              <w:szCs w:val="28"/>
+            </w:rPr>
+          </m:ctrlPr>
+        </m:oMathPr>
         <m:sSub>
           <m:e>
             <m:r>
@@ -9969,6 +10321,12 @@
       <m:oMathPara>
         <m:oMathParaPr>
           <m:jc m:val="center"/>
+          <m:ctrlPr>
+            <w:rPr>
+              <w:sz w:val="28"/>
+              <w:szCs w:val="28"/>
+            </w:rPr>
+          </m:ctrlPr>
         </m:oMathParaPr>
         <m:oMath>
           <m:sSub>
@@ -10131,6 +10489,12 @@
       <m:oMathPara>
         <m:oMathParaPr>
           <m:jc m:val="center"/>
+          <m:ctrlPr>
+            <w:rPr>
+              <w:sz w:val="28"/>
+              <w:szCs w:val="28"/>
+            </w:rPr>
+          </m:ctrlPr>
         </m:oMathParaPr>
         <m:oMath>
           <m:sSub>
@@ -10380,6 +10744,14 @@
         <w:t xml:space="preserve">：</w:t>
       </w:r>
       <m:oMath>
+        <m:oMathPr>
+          <m:ctrlPr>
+            <w:rPr>
+              <w:sz w:val="28"/>
+              <w:szCs w:val="28"/>
+            </w:rPr>
+          </m:ctrlPr>
+        </m:oMathPr>
         <m:sSub>
           <m:e>
             <m:r>
@@ -10467,9 +10839,9 @@
         </w:pict>
       </w:r>
     </w:p>
-    <w:bookmarkEnd w:id="30"/>
-    <w:bookmarkEnd w:id="31"/>
-    <w:bookmarkStart w:id="34" w:name="五规律与方法"/>
+    <w:bookmarkEnd w:id="33"/>
+    <w:bookmarkEnd w:id="34"/>
+    <w:bookmarkStart w:id="37" w:name="五规律与方法"/>
     <w:p>
       <w:pPr>
         <w:pStyle w:val="Heading2"/>
@@ -10481,7 +10853,7 @@
         <w:t xml:space="preserve">五、规律与方法</w:t>
       </w:r>
     </w:p>
-    <w:bookmarkStart w:id="32" w:name="有效数字处理三步检查法"/>
+    <w:bookmarkStart w:id="35" w:name="有效数字处理三步检查法"/>
     <w:p>
       <w:pPr>
         <w:pStyle w:val="Heading3"/>
@@ -10533,7 +10905,7 @@
           <w:p>
             <w:pPr>
               <w:pStyle w:val="Compact"/>
-              <w:jc w:val="left"/>
+              <w:jc w:val="center"/>
             </w:pPr>
             <w:r>
               <w:rPr>
@@ -10549,7 +10921,7 @@
           <w:p>
             <w:pPr>
               <w:pStyle w:val="Compact"/>
-              <w:jc w:val="left"/>
+              <w:jc w:val="center"/>
             </w:pPr>
             <w:r>
               <w:rPr>
@@ -10588,7 +10960,7 @@
           <w:p>
             <w:pPr>
               <w:pStyle w:val="Compact"/>
-              <w:jc w:val="left"/>
+              <w:jc w:val="center"/>
             </w:pPr>
             <w:r>
               <w:rPr>
@@ -10603,7 +10975,7 @@
           <w:p>
             <w:pPr>
               <w:pStyle w:val="Compact"/>
-              <w:jc w:val="left"/>
+              <w:jc w:val="center"/>
             </w:pPr>
             <w:r>
               <w:rPr>
@@ -10665,7 +11037,7 @@
           <w:p>
             <w:pPr>
               <w:pStyle w:val="Compact"/>
-              <w:jc w:val="left"/>
+              <w:jc w:val="center"/>
             </w:pPr>
             <w:r>
               <w:rPr>
@@ -10680,7 +11052,7 @@
           <w:p>
             <w:pPr>
               <w:pStyle w:val="Compact"/>
-              <w:jc w:val="left"/>
+              <w:jc w:val="center"/>
             </w:pPr>
             <w:r>
               <w:rPr>
@@ -10730,7 +11102,7 @@
           <w:p>
             <w:pPr>
               <w:pStyle w:val="Compact"/>
-              <w:jc w:val="left"/>
+              <w:jc w:val="center"/>
             </w:pPr>
             <w:r>
               <w:rPr>
@@ -10745,7 +11117,7 @@
           <w:p>
             <w:pPr>
               <w:pStyle w:val="Compact"/>
-              <w:jc w:val="left"/>
+              <w:jc w:val="center"/>
             </w:pPr>
             <w:r>
               <w:rPr>
@@ -10757,8 +11129,8 @@
         </w:tc>
       </w:tr>
     </w:tbl>
-    <w:bookmarkEnd w:id="32"/>
-    <w:bookmarkStart w:id="33" w:name="滴定分析解题框架"/>
+    <w:bookmarkEnd w:id="35"/>
+    <w:bookmarkStart w:id="36" w:name="滴定分析解题框架"/>
     <w:p>
       <w:pPr>
         <w:pStyle w:val="Heading3"/>
@@ -10891,9 +11263,9 @@
         </w:pict>
       </w:r>
     </w:p>
-    <w:bookmarkEnd w:id="33"/>
-    <w:bookmarkEnd w:id="34"/>
-    <w:bookmarkStart w:id="35" w:name="六拓展与联系"/>
+    <w:bookmarkEnd w:id="36"/>
+    <w:bookmarkEnd w:id="37"/>
+    <w:bookmarkStart w:id="38" w:name="六拓展与联系"/>
     <w:p>
       <w:pPr>
         <w:pStyle w:val="Heading2"/>
@@ -11063,8 +11435,8 @@
         </w:pict>
       </w:r>
     </w:p>
-    <w:bookmarkEnd w:id="35"/>
-    <w:bookmarkStart w:id="36" w:name="七本节总结速查"/>
+    <w:bookmarkEnd w:id="38"/>
+    <w:bookmarkStart w:id="39" w:name="七本节总结速查"/>
     <w:p>
       <w:pPr>
         <w:pStyle w:val="Heading2"/>
@@ -11097,7 +11469,7 @@
           <w:p>
             <w:pPr>
               <w:pStyle w:val="Compact"/>
-              <w:jc w:val="left"/>
+              <w:jc w:val="center"/>
             </w:pPr>
             <w:r>
               <w:rPr>
@@ -11113,7 +11485,7 @@
           <w:p>
             <w:pPr>
               <w:pStyle w:val="Compact"/>
-              <w:jc w:val="left"/>
+              <w:jc w:val="center"/>
             </w:pPr>
             <w:r>
               <w:rPr>
@@ -11143,7 +11515,7 @@
           <w:p>
             <w:pPr>
               <w:pStyle w:val="Compact"/>
-              <w:jc w:val="left"/>
+              <w:jc w:val="center"/>
             </w:pPr>
             <w:r>
               <w:rPr>
@@ -11161,7 +11533,7 @@
           <w:p>
             <w:pPr>
               <w:pStyle w:val="Compact"/>
-              <w:jc w:val="left"/>
+              <w:jc w:val="center"/>
             </w:pPr>
             <w:r>
               <w:rPr>
@@ -11176,7 +11548,7 @@
           <w:p>
             <w:pPr>
               <w:pStyle w:val="Compact"/>
-              <w:jc w:val="left"/>
+              <w:jc w:val="center"/>
             </w:pPr>
             <w:r>
               <w:rPr>
@@ -11209,7 +11581,7 @@
           <w:p>
             <w:pPr>
               <w:pStyle w:val="Compact"/>
-              <w:jc w:val="left"/>
+              <w:jc w:val="center"/>
             </w:pPr>
             <w:r>
               <w:rPr>
@@ -11226,7 +11598,7 @@
           <w:p>
             <w:pPr>
               <w:pStyle w:val="Compact"/>
-              <w:jc w:val="left"/>
+              <w:jc w:val="center"/>
             </w:pPr>
             <w:r>
               <w:rPr>
@@ -11247,7 +11619,7 @@
           <w:p>
             <w:pPr>
               <w:pStyle w:val="Compact"/>
-              <w:jc w:val="left"/>
+              <w:jc w:val="center"/>
             </w:pPr>
             <m:oMath>
               <m:sSub>
@@ -11324,7 +11696,7 @@
           <w:p>
             <w:pPr>
               <w:pStyle w:val="Compact"/>
-              <w:jc w:val="left"/>
+              <w:jc w:val="center"/>
             </w:pPr>
             <w:r>
               <w:rPr>
@@ -11359,7 +11731,7 @@
           <w:p>
             <w:pPr>
               <w:pStyle w:val="Compact"/>
-              <w:jc w:val="left"/>
+              <w:jc w:val="center"/>
             </w:pPr>
             <w:r>
               <w:rPr>
@@ -11374,7 +11746,7 @@
           <w:p>
             <w:pPr>
               <w:pStyle w:val="Compact"/>
-              <w:jc w:val="left"/>
+              <w:jc w:val="center"/>
             </w:pPr>
             <w:r>
               <w:rPr>
@@ -11389,7 +11761,7 @@
           <w:p>
             <w:pPr>
               <w:pStyle w:val="Compact"/>
-              <w:jc w:val="left"/>
+              <w:jc w:val="center"/>
             </w:pPr>
             <w:r>
               <w:rPr>
@@ -11406,7 +11778,7 @@
           <w:p>
             <w:pPr>
               <w:pStyle w:val="Compact"/>
-              <w:jc w:val="left"/>
+              <w:jc w:val="center"/>
             </w:pPr>
             <w:r>
               <w:rPr>
@@ -11421,7 +11793,7 @@
           <w:p>
             <w:pPr>
               <w:pStyle w:val="Compact"/>
-              <w:jc w:val="left"/>
+              <w:jc w:val="center"/>
             </w:pPr>
             <w:r>
               <w:rPr>
@@ -11436,7 +11808,7 @@
           <w:p>
             <w:pPr>
               <w:pStyle w:val="Compact"/>
-              <w:jc w:val="left"/>
+              <w:jc w:val="center"/>
             </w:pPr>
             <w:r>
               <w:rPr>
@@ -11453,7 +11825,7 @@
           <w:p>
             <w:pPr>
               <w:pStyle w:val="Compact"/>
-              <w:jc w:val="left"/>
+              <w:jc w:val="center"/>
             </w:pPr>
             <w:r>
               <w:rPr>
@@ -11480,7 +11852,7 @@
           <w:p>
             <w:pPr>
               <w:pStyle w:val="Compact"/>
-              <w:jc w:val="left"/>
+              <w:jc w:val="center"/>
             </w:pPr>
             <w:r>
               <w:rPr>
@@ -11495,7 +11867,7 @@
           <w:p>
             <w:pPr>
               <w:pStyle w:val="Compact"/>
-              <w:jc w:val="left"/>
+              <w:jc w:val="center"/>
             </w:pPr>
             <w:r>
               <w:rPr>
@@ -11512,7 +11884,7 @@
           <w:p>
             <w:pPr>
               <w:pStyle w:val="Compact"/>
-              <w:jc w:val="left"/>
+              <w:jc w:val="center"/>
             </w:pPr>
             <w:r>
               <w:rPr>
@@ -11539,7 +11911,7 @@
           <w:p>
             <w:pPr>
               <w:pStyle w:val="Compact"/>
-              <w:jc w:val="left"/>
+              <w:jc w:val="center"/>
             </w:pPr>
             <w:r>
               <w:rPr>
@@ -11554,7 +11926,7 @@
           <w:p>
             <w:pPr>
               <w:pStyle w:val="Compact"/>
-              <w:jc w:val="left"/>
+              <w:jc w:val="center"/>
             </w:pPr>
             <w:r>
               <w:rPr>
@@ -11571,7 +11943,7 @@
           <w:p>
             <w:pPr>
               <w:pStyle w:val="Compact"/>
-              <w:jc w:val="left"/>
+              <w:jc w:val="center"/>
             </w:pPr>
             <w:r>
               <w:rPr>
@@ -11586,7 +11958,7 @@
           <w:p>
             <w:pPr>
               <w:pStyle w:val="Compact"/>
-              <w:jc w:val="left"/>
+              <w:jc w:val="center"/>
             </w:pPr>
             <w:r>
               <w:rPr>
@@ -11601,7 +11973,7 @@
           <w:p>
             <w:pPr>
               <w:pStyle w:val="Compact"/>
-              <w:jc w:val="left"/>
+              <w:jc w:val="center"/>
             </w:pPr>
             <w:r>
               <w:rPr>
@@ -11618,7 +11990,7 @@
           <w:p>
             <w:pPr>
               <w:pStyle w:val="Compact"/>
-              <w:jc w:val="left"/>
+              <w:jc w:val="center"/>
             </w:pPr>
             <w:r>
               <w:rPr>
@@ -11633,7 +12005,7 @@
           <w:p>
             <w:pPr>
               <w:pStyle w:val="Compact"/>
-              <w:jc w:val="left"/>
+              <w:jc w:val="center"/>
             </w:pPr>
             <w:r>
               <w:rPr>
@@ -11648,7 +12020,7 @@
           <w:p>
             <w:pPr>
               <w:pStyle w:val="Compact"/>
-              <w:jc w:val="left"/>
+              <w:jc w:val="center"/>
             </w:pPr>
             <w:r>
               <w:rPr>
@@ -11665,7 +12037,7 @@
           <w:p>
             <w:pPr>
               <w:pStyle w:val="Compact"/>
-              <w:jc w:val="left"/>
+              <w:jc w:val="center"/>
             </w:pPr>
             <w:r>
               <w:rPr>
@@ -11680,7 +12052,7 @@
           <w:p>
             <w:pPr>
               <w:pStyle w:val="Compact"/>
-              <w:jc w:val="left"/>
+              <w:jc w:val="center"/>
             </w:pPr>
             <w:r>
               <w:rPr>
@@ -11695,7 +12067,7 @@
           <w:p>
             <w:pPr>
               <w:pStyle w:val="Compact"/>
-              <w:jc w:val="left"/>
+              <w:jc w:val="center"/>
             </w:pPr>
             <w:r>
               <w:rPr>
@@ -11714,8 +12086,8 @@
         </w:pict>
       </w:r>
     </w:p>
-    <w:bookmarkEnd w:id="36"/>
-    <w:bookmarkStart w:id="40" w:name="八练习题"/>
+    <w:bookmarkEnd w:id="39"/>
+    <w:bookmarkStart w:id="43" w:name="八练习题"/>
     <w:p>
       <w:pPr>
         <w:pStyle w:val="Heading2"/>
@@ -11727,7 +12099,7 @@
         <w:t xml:space="preserve">八、练习题</w:t>
       </w:r>
     </w:p>
-    <w:bookmarkStart w:id="37" w:name="基础巩固"/>
+    <w:bookmarkStart w:id="40" w:name="基础巩固"/>
     <w:p>
       <w:pPr>
         <w:pStyle w:val="Heading3"/>
@@ -11850,6 +12222,14 @@
         <w:t xml:space="preserve"> </w:t>
       </w:r>
       <m:oMath>
+        <m:oMathPr>
+          <m:ctrlPr>
+            <w:rPr>
+              <w:sz w:val="28"/>
+              <w:szCs w:val="28"/>
+            </w:rPr>
+          </m:ctrlPr>
+        </m:oMathPr>
         <m:r>
           <m:t>2.5</m:t>
         </m:r>
@@ -11903,8 +12283,8 @@
         <w:t xml:space="preserve">2.350　(b) 0.04501　(c) 7.49　(d) 0.0950</w:t>
       </w:r>
     </w:p>
-    <w:bookmarkEnd w:id="37"/>
-    <w:bookmarkStart w:id="38" w:name="提高训练"/>
+    <w:bookmarkEnd w:id="40"/>
+    <w:bookmarkStart w:id="41" w:name="提高训练"/>
     <w:p>
       <w:pPr>
         <w:pStyle w:val="Heading3"/>
@@ -11933,6 +12313,14 @@
         <w:t xml:space="preserve">称取基准物质无水碳酸钠（</w:t>
       </w:r>
       <m:oMath>
+        <m:oMathPr>
+          <m:ctrlPr>
+            <w:rPr>
+              <w:sz w:val="28"/>
+              <w:szCs w:val="28"/>
+            </w:rPr>
+          </m:ctrlPr>
+        </m:oMathPr>
         <m:r>
           <m:rPr>
             <m:sty m:val="p"/>
@@ -11989,6 +12377,14 @@
         <w:t xml:space="preserve">，</w:t>
       </w:r>
       <m:oMath>
+        <m:oMathPr>
+          <m:ctrlPr>
+            <w:rPr>
+              <w:sz w:val="28"/>
+              <w:szCs w:val="28"/>
+            </w:rPr>
+          </m:ctrlPr>
+        </m:oMathPr>
         <m:r>
           <m:t>M</m:t>
         </m:r>
@@ -12078,6 +12474,14 @@
         <w:t xml:space="preserve">标准溶液的浓度。反应式：</w:t>
       </w:r>
       <m:oMath>
+        <m:oMathPr>
+          <m:ctrlPr>
+            <w:rPr>
+              <w:sz w:val="28"/>
+              <w:szCs w:val="28"/>
+            </w:rPr>
+          </m:ctrlPr>
+        </m:oMathPr>
         <m:r>
           <m:rPr>
             <m:sty m:val="p"/>
@@ -12280,6 +12684,14 @@
         <w:t xml:space="preserve"> </w:t>
       </w:r>
       <m:oMath>
+        <m:oMathPr>
+          <m:ctrlPr>
+            <w:rPr>
+              <w:sz w:val="28"/>
+              <w:szCs w:val="28"/>
+            </w:rPr>
+          </m:ctrlPr>
+        </m:oMathPr>
         <m:r>
           <m:rPr>
             <m:sty m:val="p"/>
@@ -12309,6 +12721,14 @@
         <w:t xml:space="preserve"> </w:t>
       </w:r>
       <m:oMath>
+        <m:oMathPr>
+          <m:ctrlPr>
+            <w:rPr>
+              <w:sz w:val="28"/>
+              <w:szCs w:val="28"/>
+            </w:rPr>
+          </m:ctrlPr>
+        </m:oMathPr>
         <m:r>
           <m:rPr>
             <m:sty m:val="p"/>
@@ -12427,6 +12847,12 @@
       <m:oMathPara>
         <m:oMathParaPr>
           <m:jc m:val="center"/>
+          <m:ctrlPr>
+            <w:rPr>
+              <w:sz w:val="28"/>
+              <w:szCs w:val="28"/>
+            </w:rPr>
+          </m:ctrlPr>
         </m:oMathParaPr>
         <m:oMath>
           <m:r>
@@ -12497,8 +12923,8 @@
         <w:t xml:space="preserve">计算其算术平均值、各次绝对偏差、平均偏差和相对平均偏差。</w:t>
       </w:r>
     </w:p>
-    <w:bookmarkEnd w:id="38"/>
-    <w:bookmarkStart w:id="39" w:name="挑战"/>
+    <w:bookmarkEnd w:id="41"/>
+    <w:bookmarkStart w:id="42" w:name="挑战"/>
     <w:p>
       <w:pPr>
         <w:pStyle w:val="Heading3"/>
@@ -12553,6 +12979,12 @@
       <m:oMathPara>
         <m:oMathParaPr>
           <m:jc m:val="center"/>
+          <m:ctrlPr>
+            <w:rPr>
+              <w:sz w:val="28"/>
+              <w:szCs w:val="28"/>
+            </w:rPr>
+          </m:ctrlPr>
         </m:oMathParaPr>
         <m:oMath>
           <m:r>
@@ -12721,9 +13153,9 @@
         </w:pict>
       </w:r>
     </w:p>
-    <w:bookmarkEnd w:id="39"/>
-    <w:bookmarkEnd w:id="40"/>
-    <w:bookmarkStart w:id="41" w:name="九参考答案与提示"/>
+    <w:bookmarkEnd w:id="42"/>
+    <w:bookmarkEnd w:id="43"/>
+    <w:bookmarkStart w:id="44" w:name="九参考答案与提示"/>
     <w:p>
       <w:pPr>
         <w:pStyle w:val="Heading2"/>
@@ -12876,6 +13308,14 @@
         <w:t xml:space="preserve">位（</w:t>
       </w:r>
       <m:oMath>
+        <m:oMathPr>
+          <m:ctrlPr>
+            <w:rPr>
+              <w:sz w:val="28"/>
+              <w:szCs w:val="28"/>
+            </w:rPr>
+          </m:ctrlPr>
+        </m:oMathPr>
         <m:r>
           <m:t>2.5</m:t>
         </m:r>
@@ -13060,6 +13500,14 @@
         <w:t xml:space="preserve"> </w:t>
       </w:r>
       <m:oMath>
+        <m:oMathPr>
+          <m:ctrlPr>
+            <w:rPr>
+              <w:sz w:val="28"/>
+              <w:szCs w:val="28"/>
+            </w:rPr>
+          </m:ctrlPr>
+        </m:oMathPr>
         <m:r>
           <m:t>9.5</m:t>
         </m:r>
@@ -13116,6 +13564,14 @@
         <w:t xml:space="preserve"> </w:t>
       </w:r>
       <m:oMath>
+        <m:oMathPr>
+          <m:ctrlPr>
+            <w:rPr>
+              <w:sz w:val="28"/>
+              <w:szCs w:val="28"/>
+            </w:rPr>
+          </m:ctrlPr>
+        </m:oMathPr>
         <m:sSub>
           <m:e>
             <m:r>
@@ -13253,6 +13709,14 @@
         <w:t xml:space="preserve">，</w:t>
       </w:r>
       <m:oMath>
+        <m:oMathPr>
+          <m:ctrlPr>
+            <w:rPr>
+              <w:sz w:val="28"/>
+              <w:szCs w:val="28"/>
+            </w:rPr>
+          </m:ctrlPr>
+        </m:oMathPr>
         <m:sSub>
           <m:e>
             <m:r>
@@ -13414,6 +13878,14 @@
         <w:t xml:space="preserve">，</w:t>
       </w:r>
       <m:oMath>
+        <m:oMathPr>
+          <m:ctrlPr>
+            <w:rPr>
+              <w:sz w:val="28"/>
+              <w:szCs w:val="28"/>
+            </w:rPr>
+          </m:ctrlPr>
+        </m:oMathPr>
         <m:sSub>
           <m:e>
             <m:r>
@@ -13587,6 +14059,14 @@
         <w:t xml:space="preserve">称量：</w:t>
       </w:r>
       <m:oMath>
+        <m:oMathPr>
+          <m:ctrlPr>
+            <w:rPr>
+              <w:sz w:val="28"/>
+              <w:szCs w:val="28"/>
+            </w:rPr>
+          </m:ctrlPr>
+        </m:oMathPr>
         <m:sSub>
           <m:e>
             <m:r>
@@ -13649,6 +14129,14 @@
         <w:t xml:space="preserve"> </w:t>
       </w:r>
       <m:oMath>
+        <m:oMathPr>
+          <m:ctrlPr>
+            <w:rPr>
+              <w:sz w:val="28"/>
+              <w:szCs w:val="28"/>
+            </w:rPr>
+          </m:ctrlPr>
+        </m:oMathPr>
         <m:r>
           <m:rPr>
             <m:sty m:val="p"/>
@@ -13687,6 +14175,14 @@
         <w:t xml:space="preserve">滴定：</w:t>
       </w:r>
       <m:oMath>
+        <m:oMathPr>
+          <m:ctrlPr>
+            <w:rPr>
+              <w:sz w:val="28"/>
+              <w:szCs w:val="28"/>
+            </w:rPr>
+          </m:ctrlPr>
+        </m:oMathPr>
         <m:sSub>
           <m:e>
             <m:r>
@@ -13755,6 +14251,14 @@
         <w:t xml:space="preserve"> </w:t>
       </w:r>
       <m:oMath>
+        <m:oMathPr>
+          <m:ctrlPr>
+            <w:rPr>
+              <w:sz w:val="28"/>
+              <w:szCs w:val="28"/>
+            </w:rPr>
+          </m:ctrlPr>
+        </m:oMathPr>
         <m:r>
           <m:rPr>
             <m:sty m:val="p"/>
@@ -13844,6 +14348,14 @@
         <w:t xml:space="preserve"> </w:t>
       </w:r>
       <m:oMath>
+        <m:oMathPr>
+          <m:ctrlPr>
+            <w:rPr>
+              <w:sz w:val="28"/>
+              <w:szCs w:val="28"/>
+            </w:rPr>
+          </m:ctrlPr>
+        </m:oMathPr>
         <m:acc>
           <m:accPr>
             <m:chr m:val="‾"/>
@@ -13877,6 +14389,14 @@
         <w:t xml:space="preserve">；绝对偏差：</w:t>
       </w:r>
       <m:oMath>
+        <m:oMathPr>
+          <m:ctrlPr>
+            <w:rPr>
+              <w:sz w:val="28"/>
+              <w:szCs w:val="28"/>
+            </w:rPr>
+          </m:ctrlPr>
+        </m:oMathPr>
         <m:r>
           <m:rPr>
             <m:sty m:val="p"/>
@@ -13948,6 +14468,14 @@
         <w:t xml:space="preserve">；</w:t>
       </w:r>
       <m:oMath>
+        <m:oMathPr>
+          <m:ctrlPr>
+            <w:rPr>
+              <w:sz w:val="28"/>
+              <w:szCs w:val="28"/>
+            </w:rPr>
+          </m:ctrlPr>
+        </m:oMathPr>
         <m:acc>
           <m:accPr>
             <m:chr m:val="‾"/>
@@ -13981,6 +14509,14 @@
         <w:t xml:space="preserve">；</w:t>
       </w:r>
       <m:oMath>
+        <m:oMathPr>
+          <m:ctrlPr>
+            <w:rPr>
+              <w:sz w:val="28"/>
+              <w:szCs w:val="28"/>
+            </w:rPr>
+          </m:ctrlPr>
+        </m:oMathPr>
         <m:sSub>
           <m:e>
             <m:acc>
@@ -14038,6 +14574,14 @@
         <w:t xml:space="preserve"> </w:t>
       </w:r>
       <m:oMath>
+        <m:oMathPr>
+          <m:ctrlPr>
+            <w:rPr>
+              <w:sz w:val="28"/>
+              <w:szCs w:val="28"/>
+            </w:rPr>
+          </m:ctrlPr>
+        </m:oMathPr>
         <m:acc>
           <m:accPr>
             <m:chr m:val="‾"/>
@@ -14098,6 +14642,14 @@
         <w:t xml:space="preserve">；</w:t>
       </w:r>
       <m:oMath>
+        <m:oMathPr>
+          <m:ctrlPr>
+            <w:rPr>
+              <w:sz w:val="28"/>
+              <w:szCs w:val="28"/>
+            </w:rPr>
+          </m:ctrlPr>
+        </m:oMathPr>
         <m:acc>
           <m:accPr>
             <m:chr m:val="‾"/>
@@ -14158,6 +14710,14 @@
         <w:t xml:space="preserve">；</w:t>
       </w:r>
       <m:oMath>
+        <m:oMathPr>
+          <m:ctrlPr>
+            <w:rPr>
+              <w:sz w:val="28"/>
+              <w:szCs w:val="28"/>
+            </w:rPr>
+          </m:ctrlPr>
+        </m:oMathPr>
         <m:sSub>
           <m:e>
             <m:acc>
@@ -14204,8 +14764,8 @@
         </w:pict>
       </w:r>
     </w:p>
-    <w:bookmarkEnd w:id="41"/>
-    <w:bookmarkStart w:id="42" w:name="十延伸阅读"/>
+    <w:bookmarkEnd w:id="44"/>
+    <w:bookmarkStart w:id="45" w:name="十延伸阅读"/>
     <w:p>
       <w:pPr>
         <w:pStyle w:val="Heading2"/>
@@ -14359,8 +14919,8 @@
         <w:t xml:space="preserve">的定量计算；（2）滴定曲线完整绘制与指示剂选择原理；（3）终点误差的定量计算（林邦误差公式）；（4）配位滴定的条件稳定常数与掩蔽技术；（5）氧化还原滴定的电势计算与碘量法。</w:t>
       </w:r>
     </w:p>
-    <w:bookmarkEnd w:id="42"/>
-    <w:bookmarkEnd w:id="43"/>
+    <w:bookmarkEnd w:id="45"/>
+    <w:bookmarkEnd w:id="46"/>
     <w:sectPr>
       <w:footerReference w:type="default" r:id="rId9"/>
       <w:footnotePr>

--- a/06-学生侧材料/讲义/2026-06-23-滴定分析.docx
+++ b/06-学生侧材料/讲义/2026-06-23-滴定分析.docx
@@ -839,8 +839,14 @@
     </w:tbl>
     <w:p>
       <w:pPr>
-        <w:pStyle w:val="BlockText"/>
-      </w:pPr>
+        <w:pStyle w:val="BodyText"/>
+      </w:pPr>
+      <w:r>
+        <w:t xml:space="preserve">⚠️</w:t>
+      </w:r>
+      <w:r>
+        <w:t xml:space="preserve"> </w:t>
+      </w:r>
       <w:r>
         <w:rPr>
           <w:rFonts w:hint="eastAsia" w:eastAsia="SimSun" w:ascii="Times New Roman" w:hAnsi="Times New Roman"/>
@@ -5306,8 +5312,15 @@
     </w:p>
     <w:p>
       <w:pPr>
-        <w:pStyle w:val="BlockText"/>
-      </w:pPr>
+        <w:pStyle w:val="BodyText"/>
+      </w:pPr>
+      <w:r>
+        <w:rPr>
+          <w:b/>
+          <w:bCs/>
+        </w:rPr>
+        <w:t xml:space="preserve">💡 </w:t>
+      </w:r>
       <w:r>
         <w:rPr>
           <w:rFonts w:hint="eastAsia" w:eastAsia="SimSun" w:ascii="Times New Roman" w:hAnsi="Times New Roman"/>
